--- a/06_可直接打开的Word版/03_错题整理__选择题错题__Day02_2026-05-30_计量资料统计描述错题.docx
+++ b/06_可直接打开的Word版/03_错题整理__选择题错题__Day02_2026-05-30_计量资料统计描述错题.docx
@@ -3,11 +3,11 @@
 <w:document xmlns:wpc="http://schemas.microsoft.com/office/word/2010/wordprocessingCanvas" xmlns:mo="http://schemas.microsoft.com/office/mac/office/2008/main" xmlns:mc="http://schemas.openxmlformats.org/markup-compatibility/2006" xmlns:mv="urn:schemas-microsoft-com:mac:vml" xmlns:o="urn:schemas-microsoft-com:office:office" xmlns:r="http://schemas.openxmlformats.org/officeDocument/2006/relationships" xmlns:m="http://schemas.openxmlformats.org/officeDocument/2006/math" xmlns:v="urn:schemas-microsoft-com:vml" xmlns:wp14="http://schemas.microsoft.com/office/word/2010/wordprocessingDrawing" xmlns:wp="http://schemas.openxmlformats.org/drawingml/2006/wordprocessingDrawing" xmlns:w10="urn:schemas-microsoft-com:office:word" xmlns:w="http://schemas.openxmlformats.org/wordprocessingml/2006/main" xmlns:w14="http://schemas.microsoft.com/office/word/2010/wordml" xmlns:wpg="http://schemas.microsoft.com/office/word/2010/wordprocessingGroup" xmlns:wpi="http://schemas.microsoft.com/office/word/2010/wordprocessingInk" xmlns:wne="http://schemas.microsoft.com/office/word/2006/wordml" xmlns:wps="http://schemas.microsoft.com/office/word/2010/wordprocessingShape" mc:Ignorable="w14 wp14">
   <w:body>
     <w:p>
-      <w:pPr>
-        <w:pStyle w:val="Heading1"/>
-      </w:pPr>
       <w:r>
-        <w:t>Day02：2026年5月30日 周六 计量资料的统计描述错题整理</w:t>
+        <w:rPr>
+          <w:rFonts w:ascii="Microsoft YaHei" w:hAnsi="Microsoft YaHei" w:eastAsia="Microsoft YaHei"/>
+        </w:rPr>
+        <w:t>﻿# Day02：2026年5月30日 周六 计量资料的统计描述错题整理</w:t>
       </w:r>
     </w:p>
     <w:p/>
@@ -15,7 +15,6 @@
       <w:r>
         <w:rPr>
           <w:rFonts w:ascii="Microsoft YaHei" w:hAnsi="Microsoft YaHei" w:eastAsia="Microsoft YaHei"/>
-          <w:sz w:val="22"/>
         </w:rPr>
         <w:t>答题日期：2026年5月30日</w:t>
       </w:r>
@@ -24,7 +23,6 @@
       <w:r>
         <w:rPr>
           <w:rFonts w:ascii="Microsoft YaHei" w:hAnsi="Microsoft YaHei" w:eastAsia="Microsoft YaHei"/>
-          <w:sz w:val="22"/>
         </w:rPr>
         <w:t>章节：计量资料的统计描述</w:t>
       </w:r>
@@ -33,7 +31,6 @@
       <w:r>
         <w:rPr>
           <w:rFonts w:ascii="Microsoft YaHei" w:hAnsi="Microsoft YaHei" w:eastAsia="Microsoft YaHei"/>
-          <w:sz w:val="22"/>
         </w:rPr>
         <w:t>你的原始答案：`ACBBD,DCAAE,ABEED,BCDDB,ADACA,EDDCA`</w:t>
       </w:r>
@@ -42,7 +39,6 @@
       <w:r>
         <w:rPr>
           <w:rFonts w:ascii="Microsoft YaHei" w:hAnsi="Microsoft YaHei" w:eastAsia="Microsoft YaHei"/>
-          <w:sz w:val="22"/>
         </w:rPr>
         <w:t>正确答案：`ACBBB,DCACE,ABEED,BCDDB,ACDDC,EDDCC`</w:t>
       </w:r>
@@ -51,7 +47,6 @@
       <w:r>
         <w:rPr>
           <w:rFonts w:ascii="Microsoft YaHei" w:hAnsi="Microsoft YaHei" w:eastAsia="Microsoft YaHei"/>
-          <w:sz w:val="22"/>
         </w:rPr>
         <w:t>成绩：23/30，正确率 76.7%</w:t>
       </w:r>
@@ -60,7 +55,6 @@
       <w:r>
         <w:rPr>
           <w:rFonts w:ascii="Microsoft YaHei" w:hAnsi="Microsoft YaHei" w:eastAsia="Microsoft YaHei"/>
-          <w:sz w:val="22"/>
         </w:rPr>
         <w:t>错题题号：5、9、22、23、24、25、30</w:t>
       </w:r>
@@ -70,7 +64,6 @@
       <w:r>
         <w:rPr>
           <w:rFonts w:ascii="Microsoft YaHei" w:hAnsi="Microsoft YaHei" w:eastAsia="Microsoft YaHei"/>
-          <w:sz w:val="22"/>
         </w:rPr>
         <w:t>整理规则：每道错题不仅写错因，还要写清楚每个选项为什么对或为什么错。</w:t>
       </w:r>
@@ -80,7 +73,6 @@
       <w:r>
         <w:rPr>
           <w:rFonts w:ascii="Microsoft YaHei" w:hAnsi="Microsoft YaHei" w:eastAsia="Microsoft YaHei"/>
-          <w:sz w:val="22"/>
         </w:rPr>
         <w:t>---</w:t>
       </w:r>
@@ -99,7 +91,6 @@
       <w:r>
         <w:rPr>
           <w:rFonts w:ascii="Microsoft YaHei" w:hAnsi="Microsoft YaHei" w:eastAsia="Microsoft YaHei"/>
-          <w:sz w:val="22"/>
         </w:rPr>
         <w:t>变异系数</w:t>
       </w:r>
@@ -109,7 +100,6 @@
       <w:r>
         <w:rPr>
           <w:rFonts w:ascii="Microsoft YaHei" w:hAnsi="Microsoft YaHei" w:eastAsia="Microsoft YaHei"/>
-          <w:sz w:val="22"/>
         </w:rPr>
         <w:t>A、表示变量值的绝对离散度</w:t>
       </w:r>
@@ -118,7 +108,6 @@
       <w:r>
         <w:rPr>
           <w:rFonts w:ascii="Microsoft YaHei" w:hAnsi="Microsoft YaHei" w:eastAsia="Microsoft YaHei"/>
-          <w:sz w:val="22"/>
         </w:rPr>
         <w:t>B、表示变量值的相对离散度</w:t>
       </w:r>
@@ -127,7 +116,6 @@
       <w:r>
         <w:rPr>
           <w:rFonts w:ascii="Microsoft YaHei" w:hAnsi="Microsoft YaHei" w:eastAsia="Microsoft YaHei"/>
-          <w:sz w:val="22"/>
         </w:rPr>
         <w:t>C、表示均数的绝对离散度</w:t>
       </w:r>
@@ -136,7 +124,6 @@
       <w:r>
         <w:rPr>
           <w:rFonts w:ascii="Microsoft YaHei" w:hAnsi="Microsoft YaHei" w:eastAsia="Microsoft YaHei"/>
-          <w:sz w:val="22"/>
         </w:rPr>
         <w:t>D、表示均数的相对离散度</w:t>
       </w:r>
@@ -145,7 +132,6 @@
       <w:r>
         <w:rPr>
           <w:rFonts w:ascii="Microsoft YaHei" w:hAnsi="Microsoft YaHei" w:eastAsia="Microsoft YaHei"/>
-          <w:sz w:val="22"/>
         </w:rPr>
         <w:t>E、以上均不对</w:t>
       </w:r>
@@ -155,7 +141,6 @@
       <w:r>
         <w:rPr>
           <w:rFonts w:ascii="Microsoft YaHei" w:hAnsi="Microsoft YaHei" w:eastAsia="Microsoft YaHei"/>
-          <w:sz w:val="22"/>
         </w:rPr>
         <w:t>你的答案：D</w:t>
       </w:r>
@@ -164,7 +149,6 @@
       <w:r>
         <w:rPr>
           <w:rFonts w:ascii="Microsoft YaHei" w:hAnsi="Microsoft YaHei" w:eastAsia="Microsoft YaHei"/>
-          <w:sz w:val="22"/>
         </w:rPr>
         <w:t>正确答案：B</w:t>
       </w:r>
@@ -186,7 +170,6 @@
       <w:r>
         <w:rPr>
           <w:rFonts w:ascii="Microsoft YaHei" w:hAnsi="Microsoft YaHei" w:eastAsia="Microsoft YaHei"/>
-          <w:sz w:val="22"/>
         </w:rPr>
         <w:t>A 错：绝对离散度常用标准差、全距、四分位数间距等表示，不是变异系数。</w:t>
       </w:r>
@@ -198,7 +181,6 @@
       <w:r>
         <w:rPr>
           <w:rFonts w:ascii="Microsoft YaHei" w:hAnsi="Microsoft YaHei" w:eastAsia="Microsoft YaHei"/>
-          <w:sz w:val="22"/>
         </w:rPr>
         <w:t>B 对：变异系数 CV 表示变量值的相对离散程度。</w:t>
       </w:r>
@@ -210,7 +192,6 @@
       <w:r>
         <w:rPr>
           <w:rFonts w:ascii="Microsoft YaHei" w:hAnsi="Microsoft YaHei" w:eastAsia="Microsoft YaHei"/>
-          <w:sz w:val="22"/>
         </w:rPr>
         <w:t>C 错：变异系数不是描述“均数的绝对离散度”。</w:t>
       </w:r>
@@ -222,7 +203,6 @@
       <w:r>
         <w:rPr>
           <w:rFonts w:ascii="Microsoft YaHei" w:hAnsi="Microsoft YaHei" w:eastAsia="Microsoft YaHei"/>
-          <w:sz w:val="22"/>
         </w:rPr>
         <w:t>D 错：CV 的分母有均数，但它描述的是变量值相对于均数的离散程度，不是“均数本身的离散”。</w:t>
       </w:r>
@@ -234,7 +214,6 @@
       <w:r>
         <w:rPr>
           <w:rFonts w:ascii="Microsoft YaHei" w:hAnsi="Microsoft YaHei" w:eastAsia="Microsoft YaHei"/>
-          <w:sz w:val="22"/>
         </w:rPr>
         <w:t>E 错：B 已经正确。</w:t>
       </w:r>
@@ -244,7 +223,6 @@
       <w:r>
         <w:rPr>
           <w:rFonts w:ascii="Microsoft YaHei" w:hAnsi="Microsoft YaHei" w:eastAsia="Microsoft YaHei"/>
-          <w:sz w:val="22"/>
         </w:rPr>
         <w:t>记忆：CV = 标准差 / 均数 × 100%，用于比较不同单位或均数差别较大资料的相对变异。</w:t>
       </w:r>
@@ -254,7 +232,6 @@
       <w:r>
         <w:rPr>
           <w:rFonts w:ascii="Microsoft YaHei" w:hAnsi="Microsoft YaHei" w:eastAsia="Microsoft YaHei"/>
-          <w:sz w:val="22"/>
         </w:rPr>
         <w:t>---</w:t>
       </w:r>
@@ -273,7 +250,6 @@
       <w:r>
         <w:rPr>
           <w:rFonts w:ascii="Microsoft YaHei" w:hAnsi="Microsoft YaHei" w:eastAsia="Microsoft YaHei"/>
-          <w:sz w:val="22"/>
         </w:rPr>
         <w:t>偏态分布宜用什么描述其分布的集中趋势</w:t>
       </w:r>
@@ -283,7 +259,6 @@
       <w:r>
         <w:rPr>
           <w:rFonts w:ascii="Microsoft YaHei" w:hAnsi="Microsoft YaHei" w:eastAsia="Microsoft YaHei"/>
-          <w:sz w:val="22"/>
         </w:rPr>
         <w:t>A、算术均数</w:t>
       </w:r>
@@ -292,7 +267,6 @@
       <w:r>
         <w:rPr>
           <w:rFonts w:ascii="Microsoft YaHei" w:hAnsi="Microsoft YaHei" w:eastAsia="Microsoft YaHei"/>
-          <w:sz w:val="22"/>
         </w:rPr>
         <w:t>B、标准差</w:t>
       </w:r>
@@ -301,7 +275,6 @@
       <w:r>
         <w:rPr>
           <w:rFonts w:ascii="Microsoft YaHei" w:hAnsi="Microsoft YaHei" w:eastAsia="Microsoft YaHei"/>
-          <w:sz w:val="22"/>
         </w:rPr>
         <w:t>C、中位数</w:t>
       </w:r>
@@ -310,7 +283,6 @@
       <w:r>
         <w:rPr>
           <w:rFonts w:ascii="Microsoft YaHei" w:hAnsi="Microsoft YaHei" w:eastAsia="Microsoft YaHei"/>
-          <w:sz w:val="22"/>
         </w:rPr>
         <w:t>D、众数</w:t>
       </w:r>
@@ -319,7 +291,6 @@
       <w:r>
         <w:rPr>
           <w:rFonts w:ascii="Microsoft YaHei" w:hAnsi="Microsoft YaHei" w:eastAsia="Microsoft YaHei"/>
-          <w:sz w:val="22"/>
         </w:rPr>
         <w:t>E、百分位数</w:t>
       </w:r>
@@ -329,7 +300,6 @@
       <w:r>
         <w:rPr>
           <w:rFonts w:ascii="Microsoft YaHei" w:hAnsi="Microsoft YaHei" w:eastAsia="Microsoft YaHei"/>
-          <w:sz w:val="22"/>
         </w:rPr>
         <w:t>你的答案：A</w:t>
       </w:r>
@@ -338,7 +308,6 @@
       <w:r>
         <w:rPr>
           <w:rFonts w:ascii="Microsoft YaHei" w:hAnsi="Microsoft YaHei" w:eastAsia="Microsoft YaHei"/>
-          <w:sz w:val="22"/>
         </w:rPr>
         <w:t>正确答案：C</w:t>
       </w:r>
@@ -360,7 +329,6 @@
       <w:r>
         <w:rPr>
           <w:rFonts w:ascii="Microsoft YaHei" w:hAnsi="Microsoft YaHei" w:eastAsia="Microsoft YaHei"/>
-          <w:sz w:val="22"/>
         </w:rPr>
         <w:t>A 错：算术均数容易受极端值影响，不适合作为偏态分布的首选集中趋势指标。</w:t>
       </w:r>
@@ -372,7 +340,6 @@
       <w:r>
         <w:rPr>
           <w:rFonts w:ascii="Microsoft YaHei" w:hAnsi="Microsoft YaHei" w:eastAsia="Microsoft YaHei"/>
-          <w:sz w:val="22"/>
         </w:rPr>
         <w:t>B 错：标准差描述离散程度，不描述集中趋势。</w:t>
       </w:r>
@@ -384,7 +351,6 @@
       <w:r>
         <w:rPr>
           <w:rFonts w:ascii="Microsoft YaHei" w:hAnsi="Microsoft YaHei" w:eastAsia="Microsoft YaHei"/>
-          <w:sz w:val="22"/>
         </w:rPr>
         <w:t>C 对：偏态分布的集中趋势宜用中位数。</w:t>
       </w:r>
@@ -396,7 +362,6 @@
       <w:r>
         <w:rPr>
           <w:rFonts w:ascii="Microsoft YaHei" w:hAnsi="Microsoft YaHei" w:eastAsia="Microsoft YaHei"/>
-          <w:sz w:val="22"/>
         </w:rPr>
         <w:t>D 错：众数可反映最常见值，但不是医学统计中描述偏态计量资料集中趋势的首选。</w:t>
       </w:r>
@@ -408,7 +373,6 @@
       <w:r>
         <w:rPr>
           <w:rFonts w:ascii="Microsoft YaHei" w:hAnsi="Microsoft YaHei" w:eastAsia="Microsoft YaHei"/>
-          <w:sz w:val="22"/>
         </w:rPr>
         <w:t>E 错：百分位数可用于描述位置或参考值范围，但本题问集中趋势，最佳选中位数。</w:t>
       </w:r>
@@ -418,7 +382,6 @@
       <w:r>
         <w:rPr>
           <w:rFonts w:ascii="Microsoft YaHei" w:hAnsi="Microsoft YaHei" w:eastAsia="Microsoft YaHei"/>
-          <w:sz w:val="22"/>
         </w:rPr>
         <w:t>记忆：偏态资料：集中趋势用中位数，离散程度用四分位数间距。</w:t>
       </w:r>
@@ -428,7 +391,6 @@
       <w:r>
         <w:rPr>
           <w:rFonts w:ascii="Microsoft YaHei" w:hAnsi="Microsoft YaHei" w:eastAsia="Microsoft YaHei"/>
-          <w:sz w:val="22"/>
         </w:rPr>
         <w:t>---</w:t>
       </w:r>
@@ -447,7 +409,6 @@
       <w:r>
         <w:rPr>
           <w:rFonts w:ascii="Microsoft YaHei" w:hAnsi="Microsoft YaHei" w:eastAsia="Microsoft YaHei"/>
-          <w:sz w:val="22"/>
         </w:rPr>
         <w:t>正态分布中，什么相应的正态分布曲线的形状越扁平</w:t>
       </w:r>
@@ -457,7 +418,6 @@
       <w:r>
         <w:rPr>
           <w:rFonts w:ascii="Microsoft YaHei" w:hAnsi="Microsoft YaHei" w:eastAsia="Microsoft YaHei"/>
-          <w:sz w:val="22"/>
         </w:rPr>
         <w:t>A、μ越大</w:t>
       </w:r>
@@ -466,7 +426,6 @@
       <w:r>
         <w:rPr>
           <w:rFonts w:ascii="Microsoft YaHei" w:hAnsi="Microsoft YaHei" w:eastAsia="Microsoft YaHei"/>
-          <w:sz w:val="22"/>
         </w:rPr>
         <w:t>B、μ越小</w:t>
       </w:r>
@@ -475,7 +434,6 @@
       <w:r>
         <w:rPr>
           <w:rFonts w:ascii="Microsoft YaHei" w:hAnsi="Microsoft YaHei" w:eastAsia="Microsoft YaHei"/>
-          <w:sz w:val="22"/>
         </w:rPr>
         <w:t>C、σ越大</w:t>
       </w:r>
@@ -484,7 +442,6 @@
       <w:r>
         <w:rPr>
           <w:rFonts w:ascii="Microsoft YaHei" w:hAnsi="Microsoft YaHei" w:eastAsia="Microsoft YaHei"/>
-          <w:sz w:val="22"/>
         </w:rPr>
         <w:t>D、σ越小</w:t>
       </w:r>
@@ -493,7 +450,6 @@
       <w:r>
         <w:rPr>
           <w:rFonts w:ascii="Microsoft YaHei" w:hAnsi="Microsoft YaHei" w:eastAsia="Microsoft YaHei"/>
-          <w:sz w:val="22"/>
         </w:rPr>
         <w:t>E、以上都不对</w:t>
       </w:r>
@@ -503,7 +459,6 @@
       <w:r>
         <w:rPr>
           <w:rFonts w:ascii="Microsoft YaHei" w:hAnsi="Microsoft YaHei" w:eastAsia="Microsoft YaHei"/>
-          <w:sz w:val="22"/>
         </w:rPr>
         <w:t>你的答案：D</w:t>
       </w:r>
@@ -512,7 +467,6 @@
       <w:r>
         <w:rPr>
           <w:rFonts w:ascii="Microsoft YaHei" w:hAnsi="Microsoft YaHei" w:eastAsia="Microsoft YaHei"/>
-          <w:sz w:val="22"/>
         </w:rPr>
         <w:t>正确答案：C</w:t>
       </w:r>
@@ -534,7 +488,6 @@
       <w:r>
         <w:rPr>
           <w:rFonts w:ascii="Microsoft YaHei" w:hAnsi="Microsoft YaHei" w:eastAsia="Microsoft YaHei"/>
-          <w:sz w:val="22"/>
         </w:rPr>
         <w:t>A 错：μ 决定曲线位置，μ 越大曲线整体向右移，不决定扁平程度。</w:t>
       </w:r>
@@ -546,7 +499,6 @@
       <w:r>
         <w:rPr>
           <w:rFonts w:ascii="Microsoft YaHei" w:hAnsi="Microsoft YaHei" w:eastAsia="Microsoft YaHei"/>
-          <w:sz w:val="22"/>
         </w:rPr>
         <w:t>B 错：μ 越小曲线整体向左移，不决定形状扁平程度。</w:t>
       </w:r>
@@ -558,7 +510,6 @@
       <w:r>
         <w:rPr>
           <w:rFonts w:ascii="Microsoft YaHei" w:hAnsi="Microsoft YaHei" w:eastAsia="Microsoft YaHei"/>
-          <w:sz w:val="22"/>
         </w:rPr>
         <w:t>C 对：σ 越大，数据越分散，正态曲线越扁平。</w:t>
       </w:r>
@@ -570,7 +521,6 @@
       <w:r>
         <w:rPr>
           <w:rFonts w:ascii="Microsoft YaHei" w:hAnsi="Microsoft YaHei" w:eastAsia="Microsoft YaHei"/>
-          <w:sz w:val="22"/>
         </w:rPr>
         <w:t>D 错：σ 越小，数据越集中，曲线越高尖，不是越扁平。</w:t>
       </w:r>
@@ -582,7 +532,6 @@
       <w:r>
         <w:rPr>
           <w:rFonts w:ascii="Microsoft YaHei" w:hAnsi="Microsoft YaHei" w:eastAsia="Microsoft YaHei"/>
-          <w:sz w:val="22"/>
         </w:rPr>
         <w:t>E 错：C 已经正确。</w:t>
       </w:r>
@@ -592,7 +541,6 @@
       <w:r>
         <w:rPr>
           <w:rFonts w:ascii="Microsoft YaHei" w:hAnsi="Microsoft YaHei" w:eastAsia="Microsoft YaHei"/>
-          <w:sz w:val="22"/>
         </w:rPr>
         <w:t>记忆：μ 管位置，σ 管形状；σ 越大越扁，σ 越小越尖。</w:t>
       </w:r>
@@ -602,7 +550,6 @@
       <w:r>
         <w:rPr>
           <w:rFonts w:ascii="Microsoft YaHei" w:hAnsi="Microsoft YaHei" w:eastAsia="Microsoft YaHei"/>
-          <w:sz w:val="22"/>
         </w:rPr>
         <w:t>---</w:t>
       </w:r>
@@ -621,7 +568,6 @@
       <w:r>
         <w:rPr>
           <w:rFonts w:ascii="Microsoft YaHei" w:hAnsi="Microsoft YaHei" w:eastAsia="Microsoft YaHei"/>
-          <w:sz w:val="22"/>
         </w:rPr>
         <w:t>标准正态分布曲线下，横轴上，从 -1.96 到均数的面积占总面积的百分比为</w:t>
       </w:r>
@@ -631,7 +577,6 @@
       <w:r>
         <w:rPr>
           <w:rFonts w:ascii="Microsoft YaHei" w:hAnsi="Microsoft YaHei" w:eastAsia="Microsoft YaHei"/>
-          <w:sz w:val="22"/>
         </w:rPr>
         <w:t>A、95%</w:t>
       </w:r>
@@ -640,7 +585,6 @@
       <w:r>
         <w:rPr>
           <w:rFonts w:ascii="Microsoft YaHei" w:hAnsi="Microsoft YaHei" w:eastAsia="Microsoft YaHei"/>
-          <w:sz w:val="22"/>
         </w:rPr>
         <w:t>B、97.5%</w:t>
       </w:r>
@@ -649,7 +593,6 @@
       <w:r>
         <w:rPr>
           <w:rFonts w:ascii="Microsoft YaHei" w:hAnsi="Microsoft YaHei" w:eastAsia="Microsoft YaHei"/>
-          <w:sz w:val="22"/>
         </w:rPr>
         <w:t>C、95.0%</w:t>
       </w:r>
@@ -658,7 +601,6 @@
       <w:r>
         <w:rPr>
           <w:rFonts w:ascii="Microsoft YaHei" w:hAnsi="Microsoft YaHei" w:eastAsia="Microsoft YaHei"/>
-          <w:sz w:val="22"/>
         </w:rPr>
         <w:t>D、47.5%</w:t>
       </w:r>
@@ -667,7 +609,6 @@
       <w:r>
         <w:rPr>
           <w:rFonts w:ascii="Microsoft YaHei" w:hAnsi="Microsoft YaHei" w:eastAsia="Microsoft YaHei"/>
-          <w:sz w:val="22"/>
         </w:rPr>
         <w:t>E、45%</w:t>
       </w:r>
@@ -677,7 +618,6 @@
       <w:r>
         <w:rPr>
           <w:rFonts w:ascii="Microsoft YaHei" w:hAnsi="Microsoft YaHei" w:eastAsia="Microsoft YaHei"/>
-          <w:sz w:val="22"/>
         </w:rPr>
         <w:t>你的答案：A</w:t>
       </w:r>
@@ -686,7 +626,6 @@
       <w:r>
         <w:rPr>
           <w:rFonts w:ascii="Microsoft YaHei" w:hAnsi="Microsoft YaHei" w:eastAsia="Microsoft YaHei"/>
-          <w:sz w:val="22"/>
         </w:rPr>
         <w:t>正确答案：D</w:t>
       </w:r>
@@ -708,7 +647,6 @@
       <w:r>
         <w:rPr>
           <w:rFonts w:ascii="Microsoft YaHei" w:hAnsi="Microsoft YaHei" w:eastAsia="Microsoft YaHei"/>
-          <w:sz w:val="22"/>
         </w:rPr>
         <w:t>A 错：95% 是 -1.96 到 +1.96 之间的总面积，不是 -1.96 到均数的半边面积。</w:t>
       </w:r>
@@ -720,7 +658,6 @@
       <w:r>
         <w:rPr>
           <w:rFonts w:ascii="Microsoft YaHei" w:hAnsi="Microsoft YaHei" w:eastAsia="Microsoft YaHei"/>
-          <w:sz w:val="22"/>
         </w:rPr>
         <w:t>B 错：97.5% 是 -∞ 到 +1.96 的左侧累计面积。</w:t>
       </w:r>
@@ -732,7 +669,6 @@
       <w:r>
         <w:rPr>
           <w:rFonts w:ascii="Microsoft YaHei" w:hAnsi="Microsoft YaHei" w:eastAsia="Microsoft YaHei"/>
-          <w:sz w:val="22"/>
         </w:rPr>
         <w:t>C 错：和 A 一样，95.0% 对应中间对称区间 -1.96 到 +1.96。</w:t>
       </w:r>
@@ -744,7 +680,6 @@
       <w:r>
         <w:rPr>
           <w:rFonts w:ascii="Microsoft YaHei" w:hAnsi="Microsoft YaHei" w:eastAsia="Microsoft YaHei"/>
-          <w:sz w:val="22"/>
         </w:rPr>
         <w:t>D 对：-1.96 到均数 0 是中间 95% 的一半，即 47.5%。</w:t>
       </w:r>
@@ -756,7 +691,6 @@
       <w:r>
         <w:rPr>
           <w:rFonts w:ascii="Microsoft YaHei" w:hAnsi="Microsoft YaHei" w:eastAsia="Microsoft YaHei"/>
-          <w:sz w:val="22"/>
         </w:rPr>
         <w:t>E 错：45% 不是常用标准正态面积。</w:t>
       </w:r>
@@ -766,7 +700,6 @@
       <w:r>
         <w:rPr>
           <w:rFonts w:ascii="Microsoft YaHei" w:hAnsi="Microsoft YaHei" w:eastAsia="Microsoft YaHei"/>
-          <w:sz w:val="22"/>
         </w:rPr>
         <w:t>记忆：-1.96 到 +1.96 是 95%；均数到 1.96 是 47.5%。</w:t>
       </w:r>
@@ -776,7 +709,6 @@
       <w:r>
         <w:rPr>
           <w:rFonts w:ascii="Microsoft YaHei" w:hAnsi="Microsoft YaHei" w:eastAsia="Microsoft YaHei"/>
-          <w:sz w:val="22"/>
         </w:rPr>
         <w:t>---</w:t>
       </w:r>
@@ -795,7 +727,6 @@
       <w:r>
         <w:rPr>
           <w:rFonts w:ascii="Microsoft YaHei" w:hAnsi="Microsoft YaHei" w:eastAsia="Microsoft YaHei"/>
-          <w:sz w:val="22"/>
         </w:rPr>
         <w:t>标准正态分布曲线下，横轴上从 -2.58 到 1.96 间的面积占总面积的百分比为</w:t>
       </w:r>
@@ -805,7 +736,6 @@
       <w:r>
         <w:rPr>
           <w:rFonts w:ascii="Microsoft YaHei" w:hAnsi="Microsoft YaHei" w:eastAsia="Microsoft YaHei"/>
-          <w:sz w:val="22"/>
         </w:rPr>
         <w:t>A、5%</w:t>
       </w:r>
@@ -814,7 +744,6 @@
       <w:r>
         <w:rPr>
           <w:rFonts w:ascii="Microsoft YaHei" w:hAnsi="Microsoft YaHei" w:eastAsia="Microsoft YaHei"/>
-          <w:sz w:val="22"/>
         </w:rPr>
         <w:t>B、90%</w:t>
       </w:r>
@@ -823,7 +752,6 @@
       <w:r>
         <w:rPr>
           <w:rFonts w:ascii="Microsoft YaHei" w:hAnsi="Microsoft YaHei" w:eastAsia="Microsoft YaHei"/>
-          <w:sz w:val="22"/>
         </w:rPr>
         <w:t>C、95%</w:t>
       </w:r>
@@ -832,7 +760,6 @@
       <w:r>
         <w:rPr>
           <w:rFonts w:ascii="Microsoft YaHei" w:hAnsi="Microsoft YaHei" w:eastAsia="Microsoft YaHei"/>
-          <w:sz w:val="22"/>
         </w:rPr>
         <w:t>D、97%</w:t>
       </w:r>
@@ -841,7 +768,6 @@
       <w:r>
         <w:rPr>
           <w:rFonts w:ascii="Microsoft YaHei" w:hAnsi="Microsoft YaHei" w:eastAsia="Microsoft YaHei"/>
-          <w:sz w:val="22"/>
         </w:rPr>
         <w:t>E、99%</w:t>
       </w:r>
@@ -851,7 +777,6 @@
       <w:r>
         <w:rPr>
           <w:rFonts w:ascii="Microsoft YaHei" w:hAnsi="Microsoft YaHei" w:eastAsia="Microsoft YaHei"/>
-          <w:sz w:val="22"/>
         </w:rPr>
         <w:t>你的答案：C</w:t>
       </w:r>
@@ -860,7 +785,6 @@
       <w:r>
         <w:rPr>
           <w:rFonts w:ascii="Microsoft YaHei" w:hAnsi="Microsoft YaHei" w:eastAsia="Microsoft YaHei"/>
-          <w:sz w:val="22"/>
         </w:rPr>
         <w:t>正确答案：D</w:t>
       </w:r>
@@ -882,7 +806,6 @@
       <w:r>
         <w:rPr>
           <w:rFonts w:ascii="Microsoft YaHei" w:hAnsi="Microsoft YaHei" w:eastAsia="Microsoft YaHei"/>
-          <w:sz w:val="22"/>
         </w:rPr>
         <w:t>A 错：5% 是 ±1.96 之外两侧尾部合计面积，不符合本题区间。</w:t>
       </w:r>
@@ -894,7 +817,6 @@
       <w:r>
         <w:rPr>
           <w:rFonts w:ascii="Microsoft YaHei" w:hAnsi="Microsoft YaHei" w:eastAsia="Microsoft YaHei"/>
-          <w:sz w:val="22"/>
         </w:rPr>
         <w:t>B 错：90% 常对应约 ±1.64 的中间面积，不是本题区间。</w:t>
       </w:r>
@@ -906,7 +828,6 @@
       <w:r>
         <w:rPr>
           <w:rFonts w:ascii="Microsoft YaHei" w:hAnsi="Microsoft YaHei" w:eastAsia="Microsoft YaHei"/>
-          <w:sz w:val="22"/>
         </w:rPr>
         <w:t>C 错：95% 对应 -1.96 到 +1.96，本题左端是 -2.58，右端是 +1.96，不是对称区间。</w:t>
       </w:r>
@@ -918,7 +839,6 @@
       <w:r>
         <w:rPr>
           <w:rFonts w:ascii="Microsoft YaHei" w:hAnsi="Microsoft YaHei" w:eastAsia="Microsoft YaHei"/>
-          <w:sz w:val="22"/>
         </w:rPr>
         <w:t>D 对：-2.58 左侧约 0.5%，+1.96 左侧约 97.5%，二者相减约 97%。</w:t>
       </w:r>
@@ -930,7 +850,6 @@
       <w:r>
         <w:rPr>
           <w:rFonts w:ascii="Microsoft YaHei" w:hAnsi="Microsoft YaHei" w:eastAsia="Microsoft YaHei"/>
-          <w:sz w:val="22"/>
         </w:rPr>
         <w:t>E 错：99% 对应 -2.58 到 +2.58 的中间面积，本题右端只有 +1.96。</w:t>
       </w:r>
@@ -940,7 +859,6 @@
       <w:r>
         <w:rPr>
           <w:rFonts w:ascii="Microsoft YaHei" w:hAnsi="Microsoft YaHei" w:eastAsia="Microsoft YaHei"/>
-          <w:sz w:val="22"/>
         </w:rPr>
         <w:t>记忆：遇到不对称区间，不能直接套 ±1.96 或 ±2.58，要用两端累计面积相减。</w:t>
       </w:r>
@@ -950,7 +868,6 @@
       <w:r>
         <w:rPr>
           <w:rFonts w:ascii="Microsoft YaHei" w:hAnsi="Microsoft YaHei" w:eastAsia="Microsoft YaHei"/>
-          <w:sz w:val="22"/>
         </w:rPr>
         <w:t>---</w:t>
       </w:r>
@@ -969,7 +886,6 @@
       <w:r>
         <w:rPr>
           <w:rFonts w:ascii="Microsoft YaHei" w:hAnsi="Microsoft YaHei" w:eastAsia="Microsoft YaHei"/>
-          <w:sz w:val="22"/>
         </w:rPr>
         <w:t>标准正态分布曲线下 -1.96 到 1.96 之间的面积占总面积的百分比为</w:t>
       </w:r>
@@ -979,7 +895,6 @@
       <w:r>
         <w:rPr>
           <w:rFonts w:ascii="Microsoft YaHei" w:hAnsi="Microsoft YaHei" w:eastAsia="Microsoft YaHei"/>
-          <w:sz w:val="22"/>
         </w:rPr>
         <w:t>A、90%</w:t>
       </w:r>
@@ -988,7 +903,6 @@
       <w:r>
         <w:rPr>
           <w:rFonts w:ascii="Microsoft YaHei" w:hAnsi="Microsoft YaHei" w:eastAsia="Microsoft YaHei"/>
-          <w:sz w:val="22"/>
         </w:rPr>
         <w:t>B、92%</w:t>
       </w:r>
@@ -997,7 +911,6 @@
       <w:r>
         <w:rPr>
           <w:rFonts w:ascii="Microsoft YaHei" w:hAnsi="Microsoft YaHei" w:eastAsia="Microsoft YaHei"/>
-          <w:sz w:val="22"/>
         </w:rPr>
         <w:t>C、95%</w:t>
       </w:r>
@@ -1006,7 +919,6 @@
       <w:r>
         <w:rPr>
           <w:rFonts w:ascii="Microsoft YaHei" w:hAnsi="Microsoft YaHei" w:eastAsia="Microsoft YaHei"/>
-          <w:sz w:val="22"/>
         </w:rPr>
         <w:t>D、97%</w:t>
       </w:r>
@@ -1015,7 +927,6 @@
       <w:r>
         <w:rPr>
           <w:rFonts w:ascii="Microsoft YaHei" w:hAnsi="Microsoft YaHei" w:eastAsia="Microsoft YaHei"/>
-          <w:sz w:val="22"/>
         </w:rPr>
         <w:t>E、99%</w:t>
       </w:r>
@@ -1025,7 +936,6 @@
       <w:r>
         <w:rPr>
           <w:rFonts w:ascii="Microsoft YaHei" w:hAnsi="Microsoft YaHei" w:eastAsia="Microsoft YaHei"/>
-          <w:sz w:val="22"/>
         </w:rPr>
         <w:t>你的答案：A</w:t>
       </w:r>
@@ -1034,7 +944,6 @@
       <w:r>
         <w:rPr>
           <w:rFonts w:ascii="Microsoft YaHei" w:hAnsi="Microsoft YaHei" w:eastAsia="Microsoft YaHei"/>
-          <w:sz w:val="22"/>
         </w:rPr>
         <w:t>正确答案：C</w:t>
       </w:r>
@@ -1056,7 +965,6 @@
       <w:r>
         <w:rPr>
           <w:rFonts w:ascii="Microsoft YaHei" w:hAnsi="Microsoft YaHei" w:eastAsia="Microsoft YaHei"/>
-          <w:sz w:val="22"/>
         </w:rPr>
         <w:t>A 错：90% 不是 ±1.96 的中间面积。</w:t>
       </w:r>
@@ -1068,7 +976,6 @@
       <w:r>
         <w:rPr>
           <w:rFonts w:ascii="Microsoft YaHei" w:hAnsi="Microsoft YaHei" w:eastAsia="Microsoft YaHei"/>
-          <w:sz w:val="22"/>
         </w:rPr>
         <w:t>B 错：92% 不是常用的标准正态分布关键面积。</w:t>
       </w:r>
@@ -1080,7 +987,6 @@
       <w:r>
         <w:rPr>
           <w:rFonts w:ascii="Microsoft YaHei" w:hAnsi="Microsoft YaHei" w:eastAsia="Microsoft YaHei"/>
-          <w:sz w:val="22"/>
         </w:rPr>
         <w:t>C 对：标准正态分布中 -1.96 到 +1.96 之间约占 95%。</w:t>
       </w:r>
@@ -1092,7 +998,6 @@
       <w:r>
         <w:rPr>
           <w:rFonts w:ascii="Microsoft YaHei" w:hAnsi="Microsoft YaHei" w:eastAsia="Microsoft YaHei"/>
-          <w:sz w:val="22"/>
         </w:rPr>
         <w:t>D 错：97% 不是 ±1.96 对应的中间面积。</w:t>
       </w:r>
@@ -1104,7 +1009,6 @@
       <w:r>
         <w:rPr>
           <w:rFonts w:ascii="Microsoft YaHei" w:hAnsi="Microsoft YaHei" w:eastAsia="Microsoft YaHei"/>
-          <w:sz w:val="22"/>
         </w:rPr>
         <w:t>E 错：99% 约对应 -2.58 到 +2.58。</w:t>
       </w:r>
@@ -1114,7 +1018,6 @@
       <w:r>
         <w:rPr>
           <w:rFonts w:ascii="Microsoft YaHei" w:hAnsi="Microsoft YaHei" w:eastAsia="Microsoft YaHei"/>
-          <w:sz w:val="22"/>
         </w:rPr>
         <w:t>记忆：标准正态三件套：±1.96 是 95%，±2.58 是 99%，均数到 1.96 是 47.5%。</w:t>
       </w:r>
@@ -1124,7 +1027,6 @@
       <w:r>
         <w:rPr>
           <w:rFonts w:ascii="Microsoft YaHei" w:hAnsi="Microsoft YaHei" w:eastAsia="Microsoft YaHei"/>
-          <w:sz w:val="22"/>
         </w:rPr>
         <w:t>---</w:t>
       </w:r>
@@ -1143,7 +1045,6 @@
       <w:r>
         <w:rPr>
           <w:rFonts w:ascii="Microsoft YaHei" w:hAnsi="Microsoft YaHei" w:eastAsia="Microsoft YaHei"/>
-          <w:sz w:val="22"/>
         </w:rPr>
         <w:t>算术均数与中位数相比</w:t>
       </w:r>
@@ -1153,7 +1054,6 @@
       <w:r>
         <w:rPr>
           <w:rFonts w:ascii="Microsoft YaHei" w:hAnsi="Microsoft YaHei" w:eastAsia="Microsoft YaHei"/>
-          <w:sz w:val="22"/>
         </w:rPr>
         <w:t>A、抽样误差更大</w:t>
       </w:r>
@@ -1162,7 +1062,6 @@
       <w:r>
         <w:rPr>
           <w:rFonts w:ascii="Microsoft YaHei" w:hAnsi="Microsoft YaHei" w:eastAsia="Microsoft YaHei"/>
-          <w:sz w:val="22"/>
         </w:rPr>
         <w:t>B、不易受极端值的影响</w:t>
       </w:r>
@@ -1171,7 +1070,6 @@
       <w:r>
         <w:rPr>
           <w:rFonts w:ascii="Microsoft YaHei" w:hAnsi="Microsoft YaHei" w:eastAsia="Microsoft YaHei"/>
-          <w:sz w:val="22"/>
         </w:rPr>
         <w:t>C、更充分利用数据信息</w:t>
       </w:r>
@@ -1180,7 +1078,6 @@
       <w:r>
         <w:rPr>
           <w:rFonts w:ascii="Microsoft YaHei" w:hAnsi="Microsoft YaHei" w:eastAsia="Microsoft YaHei"/>
-          <w:sz w:val="22"/>
         </w:rPr>
         <w:t>D、更适用于偏态分布资料</w:t>
       </w:r>
@@ -1189,7 +1086,6 @@
       <w:r>
         <w:rPr>
           <w:rFonts w:ascii="Microsoft YaHei" w:hAnsi="Microsoft YaHei" w:eastAsia="Microsoft YaHei"/>
-          <w:sz w:val="22"/>
         </w:rPr>
         <w:t>E、更适用于有不确定数值的资料</w:t>
       </w:r>
@@ -1199,7 +1095,6 @@
       <w:r>
         <w:rPr>
           <w:rFonts w:ascii="Microsoft YaHei" w:hAnsi="Microsoft YaHei" w:eastAsia="Microsoft YaHei"/>
-          <w:sz w:val="22"/>
         </w:rPr>
         <w:t>你的答案：A</w:t>
       </w:r>
@@ -1208,7 +1103,6 @@
       <w:r>
         <w:rPr>
           <w:rFonts w:ascii="Microsoft YaHei" w:hAnsi="Microsoft YaHei" w:eastAsia="Microsoft YaHei"/>
-          <w:sz w:val="22"/>
         </w:rPr>
         <w:t>正确答案：C</w:t>
       </w:r>
@@ -1230,7 +1124,6 @@
       <w:r>
         <w:rPr>
           <w:rFonts w:ascii="Microsoft YaHei" w:hAnsi="Microsoft YaHei" w:eastAsia="Microsoft YaHei"/>
-          <w:sz w:val="22"/>
         </w:rPr>
         <w:t>A 错：本题比较的是算术均数和中位数的特点，不能概括说算术均数抽样误差更大。</w:t>
       </w:r>
@@ -1242,7 +1135,6 @@
       <w:r>
         <w:rPr>
           <w:rFonts w:ascii="Microsoft YaHei" w:hAnsi="Microsoft YaHei" w:eastAsia="Microsoft YaHei"/>
-          <w:sz w:val="22"/>
         </w:rPr>
         <w:t>B 错：不易受极端值影响的是中位数，不是算术均数。</w:t>
       </w:r>
@@ -1254,7 +1146,6 @@
       <w:r>
         <w:rPr>
           <w:rFonts w:ascii="Microsoft YaHei" w:hAnsi="Microsoft YaHei" w:eastAsia="Microsoft YaHei"/>
-          <w:sz w:val="22"/>
         </w:rPr>
         <w:t>C 对：算术均数利用了每一个观察值的信息，因此比中位数更充分利用数据信息。</w:t>
       </w:r>
@@ -1266,7 +1157,6 @@
       <w:r>
         <w:rPr>
           <w:rFonts w:ascii="Microsoft YaHei" w:hAnsi="Microsoft YaHei" w:eastAsia="Microsoft YaHei"/>
-          <w:sz w:val="22"/>
         </w:rPr>
         <w:t>D 错：偏态分布资料更适合用中位数描述集中趋势。</w:t>
       </w:r>
@@ -1278,7 +1168,6 @@
       <w:r>
         <w:rPr>
           <w:rFonts w:ascii="Microsoft YaHei" w:hAnsi="Microsoft YaHei" w:eastAsia="Microsoft YaHei"/>
-          <w:sz w:val="22"/>
         </w:rPr>
         <w:t>E 错：有不确定数值的资料更适合用中位数，不是算术均数。</w:t>
       </w:r>
@@ -1288,7 +1177,6 @@
       <w:r>
         <w:rPr>
           <w:rFonts w:ascii="Microsoft YaHei" w:hAnsi="Microsoft YaHei" w:eastAsia="Microsoft YaHei"/>
-          <w:sz w:val="22"/>
         </w:rPr>
         <w:t>记忆：均数更充分利用信息，但怕极端值；中位数更稳健，适合偏态和不确定数值。</w:t>
       </w:r>
@@ -1298,7 +1186,6 @@
       <w:r>
         <w:rPr>
           <w:rFonts w:ascii="Microsoft YaHei" w:hAnsi="Microsoft YaHei" w:eastAsia="Microsoft YaHei"/>
-          <w:sz w:val="22"/>
         </w:rPr>
         <w:t>---</w:t>
       </w:r>
@@ -1326,7 +1213,6 @@
       <w:r>
         <w:rPr>
           <w:rFonts w:ascii="Microsoft YaHei" w:hAnsi="Microsoft YaHei" w:eastAsia="Microsoft YaHei"/>
-          <w:sz w:val="22"/>
         </w:rPr>
         <w:t>`CV = 标准差 / 均数 × 100%`</w:t>
       </w:r>
@@ -1339,7 +1225,6 @@
       <w:r>
         <w:rPr>
           <w:rFonts w:ascii="Microsoft YaHei" w:hAnsi="Microsoft YaHei" w:eastAsia="Microsoft YaHei"/>
-          <w:sz w:val="22"/>
         </w:rPr>
         <w:t>用途：比较不同单位或均数差别较大资料的变异程度。</w:t>
       </w:r>
@@ -1351,7 +1236,6 @@
       <w:r>
         <w:rPr>
           <w:rFonts w:ascii="Microsoft YaHei" w:hAnsi="Microsoft YaHei" w:eastAsia="Microsoft YaHei"/>
-          <w:sz w:val="22"/>
         </w:rPr>
         <w:t>本质：变量值的相对离散程度。</w:t>
       </w:r>
@@ -1363,7 +1247,6 @@
       <w:r>
         <w:rPr>
           <w:rFonts w:ascii="Microsoft YaHei" w:hAnsi="Microsoft YaHei" w:eastAsia="Microsoft YaHei"/>
-          <w:sz w:val="22"/>
         </w:rPr>
         <w:t>特点：没有单位。</w:t>
       </w:r>
@@ -1385,7 +1268,6 @@
       <w:r>
         <w:rPr>
           <w:rFonts w:ascii="Microsoft YaHei" w:hAnsi="Microsoft YaHei" w:eastAsia="Microsoft YaHei"/>
-          <w:sz w:val="22"/>
         </w:rPr>
         <w:t>集中趋势：中位数。</w:t>
       </w:r>
@@ -1397,7 +1279,6 @@
       <w:r>
         <w:rPr>
           <w:rFonts w:ascii="Microsoft YaHei" w:hAnsi="Microsoft YaHei" w:eastAsia="Microsoft YaHei"/>
-          <w:sz w:val="22"/>
         </w:rPr>
         <w:t>离散趋势：四分位数间距。</w:t>
       </w:r>
@@ -1409,7 +1290,6 @@
       <w:r>
         <w:rPr>
           <w:rFonts w:ascii="Microsoft YaHei" w:hAnsi="Microsoft YaHei" w:eastAsia="Microsoft YaHei"/>
-          <w:sz w:val="22"/>
         </w:rPr>
         <w:t>原因：偏态资料容易受极端值影响，均数和标准差不稳。</w:t>
       </w:r>
@@ -1428,72 +1308,56 @@
       <w:r>
         <w:rPr>
           <w:rFonts w:ascii="Microsoft YaHei" w:hAnsi="Microsoft YaHei" w:eastAsia="Microsoft YaHei"/>
-          <w:sz w:val="22"/>
         </w:rPr>
-        <w:t>| 范围 | 面积 |</w:t>
+        <w:t>范围 | 面积</w:t>
       </w:r>
     </w:p>
     <w:p>
       <w:r>
         <w:rPr>
           <w:rFonts w:ascii="Microsoft YaHei" w:hAnsi="Microsoft YaHei" w:eastAsia="Microsoft YaHei"/>
-          <w:sz w:val="22"/>
         </w:rPr>
-        <w:t>|---|---:|</w:t>
+        <w:t>均数左侧或右侧 | 50%</w:t>
       </w:r>
     </w:p>
     <w:p>
       <w:r>
         <w:rPr>
           <w:rFonts w:ascii="Microsoft YaHei" w:hAnsi="Microsoft YaHei" w:eastAsia="Microsoft YaHei"/>
-          <w:sz w:val="22"/>
         </w:rPr>
-        <w:t>| 均数左侧或右侧 | 50% |</w:t>
+        <w:t>-1.96 到 +1.96 | 95%</w:t>
       </w:r>
     </w:p>
     <w:p>
       <w:r>
         <w:rPr>
           <w:rFonts w:ascii="Microsoft YaHei" w:hAnsi="Microsoft YaHei" w:eastAsia="Microsoft YaHei"/>
-          <w:sz w:val="22"/>
         </w:rPr>
-        <w:t>| -1.96 到 +1.96 | 95% |</w:t>
+        <w:t>-1.96 到均数 | 47.5%</w:t>
       </w:r>
     </w:p>
     <w:p>
       <w:r>
         <w:rPr>
           <w:rFonts w:ascii="Microsoft YaHei" w:hAnsi="Microsoft YaHei" w:eastAsia="Microsoft YaHei"/>
-          <w:sz w:val="22"/>
         </w:rPr>
-        <w:t>| -1.96 到均数 | 47.5% |</w:t>
+        <w:t>+1.96 右侧 | 2.5%</w:t>
       </w:r>
     </w:p>
     <w:p>
       <w:r>
         <w:rPr>
           <w:rFonts w:ascii="Microsoft YaHei" w:hAnsi="Microsoft YaHei" w:eastAsia="Microsoft YaHei"/>
-          <w:sz w:val="22"/>
         </w:rPr>
-        <w:t>| +1.96 右侧 | 2.5% |</w:t>
+        <w:t>-2.58 到 +2.58 | 99%</w:t>
       </w:r>
     </w:p>
     <w:p>
       <w:r>
         <w:rPr>
           <w:rFonts w:ascii="Microsoft YaHei" w:hAnsi="Microsoft YaHei" w:eastAsia="Microsoft YaHei"/>
-          <w:sz w:val="22"/>
         </w:rPr>
-        <w:t>| -2.58 到 +2.58 | 99% |</w:t>
-      </w:r>
-    </w:p>
-    <w:p>
-      <w:r>
-        <w:rPr>
-          <w:rFonts w:ascii="Microsoft YaHei" w:hAnsi="Microsoft YaHei" w:eastAsia="Microsoft YaHei"/>
-          <w:sz w:val="22"/>
-        </w:rPr>
-        <w:t>| +2.58 右侧 | 0.5% |</w:t>
+        <w:t>+2.58 右侧 | 0.5%</w:t>
       </w:r>
     </w:p>
     <w:p/>
@@ -1513,7 +1377,6 @@
       <w:r>
         <w:rPr>
           <w:rFonts w:ascii="Microsoft YaHei" w:hAnsi="Microsoft YaHei" w:eastAsia="Microsoft YaHei"/>
-          <w:sz w:val="22"/>
         </w:rPr>
         <w:t>偏态资料：集中趋势用中位数，变异程度用四分位数间距。</w:t>
       </w:r>
@@ -1525,7 +1388,6 @@
       <w:r>
         <w:rPr>
           <w:rFonts w:ascii="Microsoft YaHei" w:hAnsi="Microsoft YaHei" w:eastAsia="Microsoft YaHei"/>
-          <w:sz w:val="22"/>
         </w:rPr>
         <w:t>滴度资料：平均水平常用几何均数。</w:t>
       </w:r>
@@ -1537,7 +1399,6 @@
       <w:r>
         <w:rPr>
           <w:rFonts w:ascii="Microsoft YaHei" w:hAnsi="Microsoft YaHei" w:eastAsia="Microsoft YaHei"/>
-          <w:sz w:val="22"/>
         </w:rPr>
         <w:t>比较不同单位资料的变异程度：用变异系数。</w:t>
       </w:r>
@@ -1549,7 +1410,6 @@
       <w:r>
         <w:rPr>
           <w:rFonts w:ascii="Microsoft YaHei" w:hAnsi="Microsoft YaHei" w:eastAsia="Microsoft YaHei"/>
-          <w:sz w:val="22"/>
         </w:rPr>
         <w:t>μ 管位置，σ 管形状；σ 越大，曲线越扁。</w:t>
       </w:r>
@@ -1561,7 +1421,6 @@
       <w:r>
         <w:rPr>
           <w:rFonts w:ascii="Microsoft YaHei" w:hAnsi="Microsoft YaHei" w:eastAsia="Microsoft YaHei"/>
-          <w:sz w:val="22"/>
         </w:rPr>
         <w:t>正态分布面积：±1.96 是 95%，均数到 1.96 是 47.5%。</w:t>
       </w:r>
@@ -1942,7 +1801,7 @@
     <w:rsid w:val="00FC693F"/>
     <w:rPr>
       <w:rFonts w:ascii="Microsoft YaHei" w:hAnsi="Microsoft YaHei" w:eastAsia="Microsoft YaHei"/>
-      <w:sz w:val="22"/>
+      <w:sz w:val="21"/>
     </w:rPr>
   </w:style>
   <w:style w:type="paragraph" w:styleId="Header">
